--- a/outbox/paper12/paper12_master_v1.3.docx
+++ b/outbox/paper12/paper12_master_v1.3.docx
@@ -2722,7 +2722,7 @@
         <w:t xml:space="preserve">whole.</w:t>
       </w:r>
     </w:p>
-    <w:bookmarkStart w:id="99" w:name="paper-12-the-gradual-tear"/>
+    <w:bookmarkStart w:id="100" w:name="paper-12-the-gradual-tear"/>
     <w:p>
       <w:pPr>
         <w:pStyle w:val="Heading1"/>
@@ -2823,7 +2823,31 @@
           <w:b/>
           <w:bCs/>
         </w:rPr>
-        <w:t xml:space="preserve">Master assembly v1.3 — 2026-05-06 (with n=1 forensic empirical results + n≥5 cohort pipeline).</w:t>
+        <w:t xml:space="preserve">Master assembly v1.3 — 2026-05-06 — published on Zenodo at</w:t>
+      </w:r>
+      <w:r>
+        <w:rPr>
+          <w:b/>
+          <w:bCs/>
+        </w:rPr>
+        <w:t xml:space="preserve"> </w:t>
+      </w:r>
+      <w:hyperlink r:id="rId20">
+        <w:r>
+          <w:rPr>
+            <w:rStyle w:val="Hyperlink"/>
+            <w:b/>
+            <w:bCs/>
+          </w:rPr>
+          <w:t xml:space="preserve">DOI: 10.5281/zenodo.20060751</w:t>
+        </w:r>
+      </w:hyperlink>
+      <w:r>
+        <w:rPr>
+          <w:b/>
+          <w:bCs/>
+        </w:rPr>
+        <w:t xml:space="preserve">.</w:t>
       </w:r>
     </w:p>
     <w:p>
@@ -2880,7 +2904,7 @@
       <w:r>
         <w:t xml:space="preserve"> </w:t>
       </w:r>
-      <w:hyperlink r:id="rId20">
+      <w:hyperlink r:id="rId21">
         <w:r>
           <w:rPr>
             <w:rStyle w:val="Hyperlink"/>
@@ -2904,7 +2928,7 @@
       <w:r>
         <w:t xml:space="preserve"> </w:t>
       </w:r>
-      <w:hyperlink r:id="rId21">
+      <w:hyperlink r:id="rId22">
         <w:r>
           <w:rPr>
             <w:rStyle w:val="Hyperlink"/>
@@ -2941,13 +2965,61 @@
         <w:rPr>
           <w:rStyle w:val="VerbatimChar"/>
         </w:rPr>
+        <w:t xml:space="preserve">paper12-v1.3-published</w:t>
+      </w:r>
+      <w:r>
+        <w:t xml:space="preserve"> </w:t>
+      </w:r>
+      <w:r>
+        <w:t xml:space="preserve">(Zenodo deposit). Earlier tags:</w:t>
+      </w:r>
+      <w:r>
+        <w:t xml:space="preserve"> </w:t>
+      </w:r>
+      <w:r>
+        <w:rPr>
+          <w:rStyle w:val="VerbatimChar"/>
+        </w:rPr>
+        <w:t xml:space="preserve">paper12-v1.0-assembly</w:t>
+      </w:r>
+      <w:r>
+        <w:t xml:space="preserve">,</w:t>
+      </w:r>
+      <w:r>
+        <w:t xml:space="preserve"> </w:t>
+      </w:r>
+      <w:r>
+        <w:rPr>
+          <w:rStyle w:val="VerbatimChar"/>
+        </w:rPr>
+        <w:t xml:space="preserve">paper12-v1.1-council-revised</w:t>
+      </w:r>
+      <w:r>
+        <w:t xml:space="preserve">,</w:t>
+      </w:r>
+      <w:r>
+        <w:t xml:space="preserve"> </w:t>
+      </w:r>
+      <w:r>
+        <w:rPr>
+          <w:rStyle w:val="VerbatimChar"/>
+        </w:rPr>
+        <w:t xml:space="preserve">paper12-v1.2-tensor-companion</w:t>
+      </w:r>
+      <w:r>
+        <w:t xml:space="preserve">,</w:t>
+      </w:r>
+      <w:r>
+        <w:t xml:space="preserve"> </w:t>
+      </w:r>
+      <w:r>
+        <w:rPr>
+          <w:rStyle w:val="VerbatimChar"/>
+        </w:rPr>
         <w:t xml:space="preserve">paper12-v1.3-empirical-n1</w:t>
       </w:r>
       <w:r>
-        <w:t xml:space="preserve"> </w:t>
-      </w:r>
-      <w:r>
-        <w:t xml:space="preserve">(v1.0 was</w:t>
+        <w:t xml:space="preserve">,</w:t>
       </w:r>
       <w:r>
         <w:t xml:space="preserve"> </w:t>
@@ -2956,10 +3028,10 @@
         <w:rPr>
           <w:rStyle w:val="VerbatimChar"/>
         </w:rPr>
-        <w:t xml:space="preserve">paper12-v1.0-assembly</w:t>
-      </w:r>
-      <w:r>
-        <w:t xml:space="preserve">, v1.1 was</w:t>
+        <w:t xml:space="preserve">paper12-v1.3-zenodo</w:t>
+      </w:r>
+      <w:r>
+        <w:t xml:space="preserve">. v1.3 adds real empirical results from the existing reference session (forensic per-step analysis, scar-invariant extraction, 8/8 prediction-vs-observation match), plus the n≥5 cohort pipeline at</w:t>
       </w:r>
       <w:r>
         <w:t xml:space="preserve"> </w:t>
@@ -2968,53 +3040,13 @@
         <w:rPr>
           <w:rStyle w:val="VerbatimChar"/>
         </w:rPr>
-        <w:t xml:space="preserve">paper12-v1.1-council-revised</w:t>
-      </w:r>
-      <w:r>
-        <w:t xml:space="preserve">, v1.2 was</w:t>
-      </w:r>
-      <w:r>
-        <w:t xml:space="preserve"> </w:t>
-      </w:r>
-      <w:r>
-        <w:rPr>
-          <w:rStyle w:val="VerbatimChar"/>
-        </w:rPr>
-        <w:t xml:space="preserve">paper12-v1.2-tensor-companion</w:t>
-      </w:r>
-      <w:r>
-        <w:t xml:space="preserve">; v1.3 adds</w:t>
-      </w:r>
-      <w:r>
-        <w:t xml:space="preserve"> </w:t>
-      </w:r>
-      <w:r>
-        <w:rPr>
-          <w:i/>
-          <w:iCs/>
-        </w:rPr>
-        <w:t xml:space="preserve">real</w:t>
-      </w:r>
-      <w:r>
-        <w:t xml:space="preserve"> </w:t>
-      </w:r>
-      <w:r>
-        <w:t xml:space="preserve">empirical results from the existing reference session: forensic per-step analysis, scar-invariant extraction, 8/8 prediction-vs-observation match, plus the n≥5 cohort pipeline at</w:t>
-      </w:r>
-      <w:r>
-        <w:t xml:space="preserve"> </w:t>
-      </w:r>
-      <w:r>
-        <w:rPr>
-          <w:rStyle w:val="VerbatimChar"/>
-        </w:rPr>
         <w:t xml:space="preserve">outbox/tensor_lab/scripts/paper12_cohort_pipeline.py</w:t>
       </w:r>
       <w:r>
         <w:t xml:space="preserve"> </w:t>
       </w:r>
       <w:r>
-        <w:t xml:space="preserve">for future operator runs)</w:t>
+        <w:t xml:space="preserve">for future operator runs.</w:t>
       </w:r>
       <w:r>
         <w:t xml:space="preserve"> </w:t>
@@ -3046,7 +3078,21 @@
         <w:t xml:space="preserve"> </w:t>
       </w:r>
       <w:r>
-        <w:t xml:space="preserve">Full-paper council-cleared post-revision (v1.1) plus tensor-lab companion (v1.2) plus n=1 forensic empirical analysis with all 8 quantitative predictions matching at single-session level (v1.3). Submission-ready.</w:t>
+        <w:t xml:space="preserve">Published on Zenodo as v1.3,</w:t>
+      </w:r>
+      <w:r>
+        <w:t xml:space="preserve"> </w:t>
+      </w:r>
+      <w:hyperlink r:id="rId20">
+        <w:r>
+          <w:rPr>
+            <w:rStyle w:val="Hyperlink"/>
+          </w:rPr>
+          <w:t xml:space="preserve">DOI 10.5281/zenodo.20060751</w:t>
+        </w:r>
+      </w:hyperlink>
+      <w:r>
+        <w:t xml:space="preserve">, 2026-05-06. Three rounds of adversarial Model Council review (Opus 4.7, GPT-5.5, Gemini 3.1 Pro) plus n=1 forensic empirical analysis with all 8 quantitative predictions matching at single-session level.</w:t>
       </w:r>
     </w:p>
     <w:p>
@@ -3056,7 +3102,7 @@
         </w:pict>
       </w:r>
     </w:p>
-    <w:bookmarkStart w:id="22" w:name="contents"/>
+    <w:bookmarkStart w:id="23" w:name="contents"/>
     <w:p>
       <w:pPr>
         <w:pStyle w:val="Heading2"/>
@@ -3271,8 +3317,8 @@
         </w:pict>
       </w:r>
     </w:p>
-    <w:bookmarkEnd w:id="22"/>
-    <w:bookmarkStart w:id="28" w:name="introduction"/>
+    <w:bookmarkEnd w:id="23"/>
+    <w:bookmarkStart w:id="29" w:name="introduction"/>
     <w:p>
       <w:pPr>
         <w:pStyle w:val="Heading2"/>
@@ -3281,7 +3327,7 @@
         <w:t xml:space="preserve">1. Introduction</w:t>
       </w:r>
     </w:p>
-    <w:bookmarkStart w:id="23" w:name="the-third-attractor"/>
+    <w:bookmarkStart w:id="24" w:name="the-third-attractor"/>
     <w:p>
       <w:pPr>
         <w:pStyle w:val="Heading3"/>
@@ -3597,8 +3643,8 @@
         <w:t xml:space="preserve">$ multiplicity-profile match), and the experimental-protocol suite (P1–P4) by which the framework can be falsified.</w:t>
       </w:r>
     </w:p>
-    <w:bookmarkEnd w:id="23"/>
-    <w:bookmarkStart w:id="24" w:name="what-this-paper-builds-on"/>
+    <w:bookmarkEnd w:id="24"/>
+    <w:bookmarkStart w:id="25" w:name="what-this-paper-builds-on"/>
     <w:p>
       <w:pPr>
         <w:pStyle w:val="Heading3"/>
@@ -4287,8 +4333,8 @@
         <w:t xml:space="preserve">-equivariant geometry exactly, Paper 12 ensures that the nonlinear extension does not introduce new geometric structure but only new dynamics on the existing structure. This is what allows the scar invariants of two different substrates to be commensurated under the same symmetry hierarchy.</w:t>
       </w:r>
     </w:p>
-    <w:bookmarkEnd w:id="24"/>
-    <w:bookmarkStart w:id="25" w:name="outline-and-reading-guide"/>
+    <w:bookmarkEnd w:id="25"/>
+    <w:bookmarkStart w:id="26" w:name="outline-and-reading-guide"/>
     <w:p>
       <w:pPr>
         <w:pStyle w:val="Heading3"/>
@@ -4838,8 +4884,8 @@
         <w:t xml:space="preserve">The reader who wants only the headline result of Paper 12 can read §3.6 (Theorem 3.6.1, the bounded NP-driven dynamics theorem), §4.4 (Theorem 4.4.1, the commensurability hierarchy), and §5 (the protocol suite). The complete mathematical machinery is in §3 and §4; §5–§6 are operational and consolidating.</w:t>
       </w:r>
     </w:p>
-    <w:bookmarkEnd w:id="25"/>
-    <w:bookmarkStart w:id="26" w:name="X5663367d5572a8cbf16012f54a3fd38d2ecbc32"/>
+    <w:bookmarkEnd w:id="26"/>
+    <w:bookmarkStart w:id="27" w:name="X5663367d5572a8cbf16012f54a3fd38d2ecbc32"/>
     <w:p>
       <w:pPr>
         <w:pStyle w:val="Heading3"/>
@@ -5793,8 +5839,8 @@
         <w:t xml:space="preserve">: Paper 12 is the bridge between Paper 9’s linear regime and the experimental program of Papers 11, 13+. Each deferred question has a named follow-on paper (§6.1).</w:t>
       </w:r>
     </w:p>
-    <w:bookmarkEnd w:id="26"/>
-    <w:bookmarkStart w:id="27" w:name="the-thesis-sentence"/>
+    <w:bookmarkEnd w:id="27"/>
+    <w:bookmarkStart w:id="28" w:name="the-thesis-sentence"/>
     <w:p>
       <w:pPr>
         <w:pStyle w:val="Heading3"/>
@@ -6017,9 +6063,9 @@
         <w:t xml:space="preserve">- Licklider 1960; Casali et al. 2013; Bostock-Kim-Patel 2025; Souza et al. 2022</w:t>
       </w:r>
     </w:p>
-    <w:bookmarkEnd w:id="27"/>
     <w:bookmarkEnd w:id="28"/>
-    <w:bookmarkStart w:id="46" w:name="notation-and-paper-9-inheritance"/>
+    <w:bookmarkEnd w:id="29"/>
+    <w:bookmarkStart w:id="47" w:name="notation-and-paper-9-inheritance"/>
     <w:p>
       <w:pPr>
         <w:pStyle w:val="Heading2"/>
@@ -6074,7 +6120,7 @@
         <w:t xml:space="preserve">marker and a forward reference to the section in which the strengthening is constructed.</w:t>
       </w:r>
     </w:p>
-    <w:bookmarkStart w:id="32" w:name="algebraic-and-group-theoretic-notation"/>
+    <w:bookmarkStart w:id="33" w:name="algebraic-and-group-theoretic-notation"/>
     <w:p>
       <w:pPr>
         <w:pStyle w:val="Heading3"/>
@@ -6083,7 +6129,7 @@
         <w:t xml:space="preserve">2.1 Algebraic and group-theoretic notation</w:t>
       </w:r>
     </w:p>
-    <w:bookmarkStart w:id="29" w:name="lie-groups-and-representations"/>
+    <w:bookmarkStart w:id="30" w:name="lie-groups-and-representations"/>
     <w:p>
       <w:pPr>
         <w:pStyle w:val="Heading4"/>
@@ -7194,8 +7240,8 @@
         </w:tc>
       </w:tr>
     </w:tbl>
-    <w:bookmarkEnd w:id="29"/>
-    <w:bookmarkStart w:id="30" w:name="finite-groups"/>
+    <w:bookmarkEnd w:id="30"/>
+    <w:bookmarkStart w:id="31" w:name="finite-groups"/>
     <w:p>
       <w:pPr>
         <w:pStyle w:val="Heading4"/>
@@ -8037,8 +8083,8 @@
         </w:tc>
       </w:tr>
     </w:tbl>
-    <w:bookmarkEnd w:id="30"/>
-    <w:bookmarkStart w:id="31" w:name="subspaces-and-isotypic-decomposition"/>
+    <w:bookmarkEnd w:id="31"/>
+    <w:bookmarkStart w:id="32" w:name="subspaces-and-isotypic-decomposition"/>
     <w:p>
       <w:pPr>
         <w:pStyle w:val="Heading4"/>
@@ -8777,9 +8823,9 @@
         <w:t xml:space="preserve">branching.</w:t>
       </w:r>
     </w:p>
-    <w:bookmarkEnd w:id="31"/>
     <w:bookmarkEnd w:id="32"/>
-    <w:bookmarkStart w:id="37" w:name="X3d51cedb3080cc6586043a55b780382902d0b14"/>
+    <w:bookmarkEnd w:id="33"/>
+    <w:bookmarkStart w:id="38" w:name="X3d51cedb3080cc6586043a55b780382902d0b14"/>
     <w:p>
       <w:pPr>
         <w:pStyle w:val="Heading3"/>
@@ -8796,7 +8842,7 @@
         <w:t xml:space="preserve">These are the Paper 9 v1.3.3 objects that Paper 12 uses without modification.</w:t>
       </w:r>
     </w:p>
-    <w:bookmarkStart w:id="33" w:name="the-schur-locked-coupling-family"/>
+    <w:bookmarkStart w:id="34" w:name="the-schur-locked-coupling-family"/>
     <w:p>
       <w:pPr>
         <w:pStyle w:val="Heading4"/>
@@ -9146,8 +9192,8 @@
         <w:t xml:space="preserve">-geometry.</w:t>
       </w:r>
     </w:p>
-    <w:bookmarkEnd w:id="33"/>
-    <w:bookmarkStart w:id="34" w:name="the-diagonal-g_2-action-convention"/>
+    <w:bookmarkEnd w:id="34"/>
+    <w:bookmarkStart w:id="35" w:name="the-diagonal-g_2-action-convention"/>
     <w:p>
       <w:pPr>
         <w:pStyle w:val="Heading4"/>
@@ -9479,8 +9525,8 @@
         <w:t xml:space="preserve">.</w:t>
       </w:r>
     </w:p>
-    <w:bookmarkEnd w:id="34"/>
-    <w:bookmarkStart w:id="35" w:name="the-joint-coupled-system-fixed-point"/>
+    <w:bookmarkEnd w:id="35"/>
+    <w:bookmarkStart w:id="36" w:name="the-joint-coupled-system-fixed-point"/>
     <w:p>
       <w:pPr>
         <w:pStyle w:val="Heading4"/>
@@ -9884,8 +9930,8 @@
         <w:t xml:space="preserve">in §3.3 (definition of the projected-gradient leg of the NP-augmented flow) and in §3.4 (Theorem 3.4.1, regularity).</w:t>
       </w:r>
     </w:p>
-    <w:bookmarkEnd w:id="35"/>
-    <w:bookmarkStart w:id="36" w:name="Xe63c654752fda95056fd97e0894dfd9e0d2049b"/>
+    <w:bookmarkEnd w:id="36"/>
+    <w:bookmarkStart w:id="37" w:name="Xe63c654752fda95056fd97e0894dfd9e0d2049b"/>
     <w:p>
       <w:pPr>
         <w:pStyle w:val="Heading4"/>
@@ -10040,9 +10086,9 @@
         <w:t xml:space="preserve">The rate-strict-improvement question is deferred to Paper 11 (nonlinear); Paper 12 takes a different nonlinear path (the NP-pump on the same Schur circle) and answers a different question (scar accumulation, not rate improvement).</w:t>
       </w:r>
     </w:p>
-    <w:bookmarkEnd w:id="36"/>
     <w:bookmarkEnd w:id="37"/>
-    <w:bookmarkStart w:id="42" w:name="paper-12-specializations"/>
+    <w:bookmarkEnd w:id="38"/>
+    <w:bookmarkStart w:id="43" w:name="paper-12-specializations"/>
     <w:p>
       <w:pPr>
         <w:pStyle w:val="Heading3"/>
@@ -10059,7 +10105,7 @@
         <w:t xml:space="preserve">Paper 12 introduces the following objects on top of Paper 9’s inherited structure. Each is defined fully in the indicated section; the symbol table here is a forward reference only.</w:t>
       </w:r>
     </w:p>
-    <w:bookmarkStart w:id="38" w:name="the-dynamical-primitive"/>
+    <w:bookmarkStart w:id="39" w:name="the-dynamical-primitive"/>
     <w:p>
       <w:pPr>
         <w:pStyle w:val="Heading4"/>
@@ -10823,8 +10869,8 @@
         </w:tc>
       </w:tr>
     </w:tbl>
-    <w:bookmarkEnd w:id="38"/>
-    <w:bookmarkStart w:id="39" w:name="the-event-stratification-overview"/>
+    <w:bookmarkEnd w:id="39"/>
+    <w:bookmarkStart w:id="40" w:name="the-event-stratification-overview"/>
     <w:p>
       <w:pPr>
         <w:pStyle w:val="Heading4"/>
@@ -11658,8 +11704,8 @@
         <w:t xml:space="preserve">exceptional sub-stratum; see §3.4 for the precise statement and §3.4 regimes (3.4.A) crossing, (3.4.B) sliding, (3.4.C) hybrid jump.</w:t>
       </w:r>
     </w:p>
-    <w:bookmarkEnd w:id="39"/>
-    <w:bookmarkStart w:id="40" w:name="the-scar-invariants"/>
+    <w:bookmarkEnd w:id="40"/>
+    <w:bookmarkStart w:id="41" w:name="the-scar-invariants"/>
     <w:p>
       <w:pPr>
         <w:pStyle w:val="Heading4"/>
@@ -12440,8 +12486,8 @@
         </w:tc>
       </w:tr>
     </w:tbl>
-    <w:bookmarkEnd w:id="40"/>
-    <w:bookmarkStart w:id="41" w:name="the-commensurability-hierarchy"/>
+    <w:bookmarkEnd w:id="41"/>
+    <w:bookmarkStart w:id="42" w:name="the-commensurability-hierarchy"/>
     <w:p>
       <w:pPr>
         <w:pStyle w:val="Heading4"/>
@@ -12666,9 +12712,9 @@
         <w:t xml:space="preserve">etc. in the body; the conditions (C1), (C2), (C3) of Theorem 4.4.1 are the operative objects.</w:t>
       </w:r>
     </w:p>
-    <w:bookmarkEnd w:id="41"/>
     <w:bookmarkEnd w:id="42"/>
-    <w:bookmarkStart w:id="43" w:name="X2c30604d391281246aa1dce628919a93499e3f2"/>
+    <w:bookmarkEnd w:id="43"/>
+    <w:bookmarkStart w:id="44" w:name="X2c30604d391281246aa1dce628919a93499e3f2"/>
     <w:p>
       <w:pPr>
         <w:pStyle w:val="Heading3"/>
@@ -12925,8 +12971,8 @@
         <w:t xml:space="preserve">and in §5.5 via the cryptographic event-ordering of P4; conceptually consolidated in §6.1 Pillar 3).</w:t>
       </w:r>
     </w:p>
-    <w:bookmarkEnd w:id="43"/>
-    <w:bookmarkStart w:id="44" w:name="reading-conventions"/>
+    <w:bookmarkEnd w:id="44"/>
+    <w:bookmarkStart w:id="45" w:name="reading-conventions"/>
     <w:p>
       <w:pPr>
         <w:pStyle w:val="Heading3"/>
@@ -13372,8 +13418,8 @@
         <w:t xml:space="preserve">are equivalent.</w:t>
       </w:r>
     </w:p>
-    <w:bookmarkEnd w:id="44"/>
-    <w:bookmarkStart w:id="45" w:name="what-2-closes-off"/>
+    <w:bookmarkEnd w:id="45"/>
+    <w:bookmarkStart w:id="46" w:name="what-2-closes-off"/>
     <w:p>
       <w:pPr>
         <w:pStyle w:val="Heading3"/>
@@ -13397,9 +13443,9 @@
         </w:pict>
       </w:r>
     </w:p>
-    <w:bookmarkEnd w:id="45"/>
     <w:bookmarkEnd w:id="46"/>
-    <w:bookmarkStart w:id="55" w:name="the-np-pump-nonlinearity"/>
+    <w:bookmarkEnd w:id="47"/>
+    <w:bookmarkStart w:id="56" w:name="the-np-pump-nonlinearity"/>
     <w:p>
       <w:pPr>
         <w:pStyle w:val="Heading2"/>
@@ -13408,7 +13454,7 @@
         <w:t xml:space="preserve">3. The NP-Pump Nonlinearity</w:t>
       </w:r>
     </w:p>
-    <w:bookmarkStart w:id="47" w:name="setup-and-inheritance-from-paper-9"/>
+    <w:bookmarkStart w:id="48" w:name="setup-and-inheritance-from-paper-9"/>
     <w:p>
       <w:pPr>
         <w:pStyle w:val="Heading3"/>
@@ -15546,8 +15592,8 @@
         <w:t xml:space="preserve">of Paper 9.</w:t>
       </w:r>
     </w:p>
-    <w:bookmarkEnd w:id="47"/>
-    <w:bookmarkStart w:id="48" w:name="the-canonical-tear-direction"/>
+    <w:bookmarkEnd w:id="48"/>
+    <w:bookmarkStart w:id="49" w:name="the-canonical-tear-direction"/>
     <w:p>
       <w:pPr>
         <w:pStyle w:val="Heading3"/>
@@ -19040,8 +19086,8 @@
         <w:t xml:space="preserve">-representation theory.</w:t>
       </w:r>
     </w:p>
-    <w:bookmarkEnd w:id="48"/>
-    <w:bookmarkStart w:id="49" w:name="X67e813b6d086f5c06837913e8001aaa763cb421"/>
+    <w:bookmarkEnd w:id="49"/>
+    <w:bookmarkStart w:id="50" w:name="X67e813b6d086f5c06837913e8001aaa763cb421"/>
     <w:p>
       <w:pPr>
         <w:pStyle w:val="Heading3"/>
@@ -23080,8 +23126,8 @@
         <w:t xml:space="preserve">contact points belong to the exceptional grazing stratum.</w:t>
       </w:r>
     </w:p>
-    <w:bookmarkEnd w:id="49"/>
-    <w:bookmarkStart w:id="50" w:name="Xf81bf979002cca80b53cfa32d503d0ea8aef638"/>
+    <w:bookmarkEnd w:id="50"/>
+    <w:bookmarkStart w:id="51" w:name="Xf81bf979002cca80b53cfa32d503d0ea8aef638"/>
     <w:p>
       <w:pPr>
         <w:pStyle w:val="Heading3"/>
@@ -26410,8 +26456,8 @@
         <w:t xml:space="preserve">deliberate; hybrid semantics replace a classical ODE.</w:t>
       </w:r>
     </w:p>
-    <w:bookmarkEnd w:id="50"/>
-    <w:bookmarkStart w:id="51" w:name="Xea74b877fdd6e7d31a30ae55748d98adf879b06"/>
+    <w:bookmarkEnd w:id="51"/>
+    <w:bookmarkStart w:id="52" w:name="Xea74b877fdd6e7d31a30ae55748d98adf879b06"/>
     <w:p>
       <w:pPr>
         <w:pStyle w:val="Heading3"/>
@@ -30142,8 +30188,8 @@
         <w:t xml:space="preserve">empirical landscape, not chosen for mathematical convenience.</w:t>
       </w:r>
     </w:p>
-    <w:bookmarkEnd w:id="51"/>
-    <w:bookmarkStart w:id="52" w:name="Xf6125f1f3014fa106ceb11dc81137b259a37196"/>
+    <w:bookmarkEnd w:id="52"/>
+    <w:bookmarkStart w:id="53" w:name="Xf6125f1f3014fa106ceb11dc81137b259a37196"/>
     <w:p>
       <w:pPr>
         <w:pStyle w:val="Heading3"/>
@@ -35267,8 +35313,8 @@
         <w:t xml:space="preserve">record within which Paper 11’s rate analysis can be staged.</w:t>
       </w:r>
     </w:p>
-    <w:bookmarkEnd w:id="52"/>
-    <w:bookmarkStart w:id="53" w:name="the-scar-record-and-its-role-in-4"/>
+    <w:bookmarkEnd w:id="53"/>
+    <w:bookmarkStart w:id="54" w:name="the-scar-record-and-its-role-in-4"/>
     <w:p>
       <w:pPr>
         <w:pStyle w:val="Heading3"/>
@@ -37922,8 +37968,8 @@
         <w:t xml:space="preserve">.</w:t>
       </w:r>
     </w:p>
-    <w:bookmarkEnd w:id="53"/>
-    <w:bookmarkStart w:id="54" w:name="what-3-does-and-does-not-establish"/>
+    <w:bookmarkEnd w:id="54"/>
+    <w:bookmarkStart w:id="55" w:name="what-3-does-and-does-not-establish"/>
     <w:p>
       <w:pPr>
         <w:pStyle w:val="Heading3"/>
@@ -39118,9 +39164,9 @@
         </w:pict>
       </w:r>
     </w:p>
-    <w:bookmarkEnd w:id="54"/>
     <w:bookmarkEnd w:id="55"/>
-    <w:bookmarkStart w:id="56" w:name="references-cited-in-3"/>
+    <w:bookmarkEnd w:id="56"/>
+    <w:bookmarkStart w:id="57" w:name="references-cited-in-3"/>
     <w:p>
       <w:pPr>
         <w:pStyle w:val="Heading2"/>
@@ -39534,8 +39580,8 @@
         <w:t xml:space="preserve">- Paper 12 §4 (commensurability hierarchy, in preparation)</w:t>
       </w:r>
     </w:p>
-    <w:bookmarkEnd w:id="56"/>
-    <w:bookmarkStart w:id="64" w:name="the-commensurability-hierarchy-1"/>
+    <w:bookmarkEnd w:id="57"/>
+    <w:bookmarkStart w:id="65" w:name="the-commensurability-hierarchy-1"/>
     <w:p>
       <w:pPr>
         <w:pStyle w:val="Heading2"/>
@@ -39544,7 +39590,7 @@
         <w:t xml:space="preserve">4. The Commensurability Hierarchy</w:t>
       </w:r>
     </w:p>
-    <w:bookmarkStart w:id="57" w:name="Xa37d34684c20ae55b1e39cbd07c21c1934328f1"/>
+    <w:bookmarkStart w:id="58" w:name="Xa37d34684c20ae55b1e39cbd07c21c1934328f1"/>
     <w:p>
       <w:pPr>
         <w:pStyle w:val="Heading3"/>
@@ -41802,8 +41848,8 @@
         <w:t xml:space="preserve">identifying them?</w:t>
       </w:r>
     </w:p>
-    <w:bookmarkEnd w:id="57"/>
-    <w:bookmarkStart w:id="58" w:name="f₂₁-representation-theory-on-v14-and-w"/>
+    <w:bookmarkEnd w:id="58"/>
+    <w:bookmarkStart w:id="59" w:name="f₂₁-representation-theory-on-v14-and-w"/>
     <w:p>
       <w:pPr>
         <w:pStyle w:val="Heading3"/>
@@ -45310,8 +45356,8 @@
         <w:t xml:space="preserve">records the full audit.</w:t>
       </w:r>
     </w:p>
-    <w:bookmarkEnd w:id="58"/>
-    <w:bookmarkStart w:id="59" w:name="the-commutant-gap"/>
+    <w:bookmarkEnd w:id="59"/>
+    <w:bookmarkStart w:id="60" w:name="the-commutant-gap"/>
     <w:p>
       <w:pPr>
         <w:pStyle w:val="Heading3"/>
@@ -48987,8 +49033,8 @@
         <w:t xml:space="preserve">, so there are no phases to rotate.</w:t>
       </w:r>
     </w:p>
-    <w:bookmarkEnd w:id="59"/>
-    <w:bookmarkStart w:id="60" w:name="the-commensurability-hierarchy-theorem"/>
+    <w:bookmarkEnd w:id="60"/>
+    <w:bookmarkStart w:id="61" w:name="the-commensurability-hierarchy-theorem"/>
     <w:p>
       <w:pPr>
         <w:pStyle w:val="Heading3"/>
@@ -55273,8 +55319,8 @@
         <w:t xml:space="preserve">deferred to future work.</w:t>
       </w:r>
     </w:p>
-    <w:bookmarkEnd w:id="60"/>
-    <w:bookmarkStart w:id="61" w:name="X041409c4966c07d7f671a2106b00a4f49c21012"/>
+    <w:bookmarkEnd w:id="61"/>
+    <w:bookmarkStart w:id="62" w:name="X041409c4966c07d7f671a2106b00a4f49c21012"/>
     <w:p>
       <w:pPr>
         <w:pStyle w:val="Heading3"/>
@@ -57119,8 +57165,8 @@
         <w:t xml:space="preserve">withdraws.</w:t>
       </w:r>
     </w:p>
-    <w:bookmarkEnd w:id="61"/>
-    <w:bookmarkStart w:id="62" w:name="X1d373cf560043f48ddcc64d643dd90218e9c6e3"/>
+    <w:bookmarkEnd w:id="62"/>
+    <w:bookmarkStart w:id="63" w:name="X1d373cf560043f48ddcc64d643dd90218e9c6e3"/>
     <w:p>
       <w:pPr>
         <w:pStyle w:val="Heading3"/>
@@ -58334,8 +58380,8 @@
         <w:t xml:space="preserve">level of experimental protocol, not definition.</w:t>
       </w:r>
     </w:p>
-    <w:bookmarkEnd w:id="62"/>
-    <w:bookmarkStart w:id="63" w:name="scope-audit-and-bridge-to-5"/>
+    <w:bookmarkEnd w:id="63"/>
+    <w:bookmarkStart w:id="64" w:name="scope-audit-and-bridge-to-5"/>
     <w:p>
       <w:pPr>
         <w:pStyle w:val="Heading3"/>
@@ -59437,9 +59483,9 @@
         </w:pict>
       </w:r>
     </w:p>
-    <w:bookmarkEnd w:id="63"/>
     <w:bookmarkEnd w:id="64"/>
-    <w:bookmarkStart w:id="65" w:name="references-cited-in-4"/>
+    <w:bookmarkEnd w:id="65"/>
+    <w:bookmarkStart w:id="66" w:name="references-cited-in-4"/>
     <w:p>
       <w:pPr>
         <w:pStyle w:val="Heading2"/>
@@ -59845,8 +59891,8 @@
         <w:t xml:space="preserve">- Paper 12 thesis memo P3 (experimental prediction, upgraded here)</w:t>
       </w:r>
     </w:p>
-    <w:bookmarkEnd w:id="65"/>
-    <w:bookmarkStart w:id="88" w:name="empirical-accessibility"/>
+    <w:bookmarkEnd w:id="66"/>
+    <w:bookmarkStart w:id="89" w:name="empirical-accessibility"/>
     <w:p>
       <w:pPr>
         <w:pStyle w:val="Heading2"/>
@@ -59855,7 +59901,7 @@
         <w:t xml:space="preserve">5. Empirical Accessibility</w:t>
       </w:r>
     </w:p>
-    <w:bookmarkStart w:id="66" w:name="glossary-box-for-the-standalone-reader"/>
+    <w:bookmarkStart w:id="67" w:name="glossary-box-for-the-standalone-reader"/>
     <w:p>
       <w:pPr>
         <w:pStyle w:val="Heading3"/>
@@ -60790,8 +60836,8 @@
         <w:t xml:space="preserve">definitions are in §2, §3.3.1, §3.5.1, §3.7, §4.2.</w:t>
       </w:r>
     </w:p>
-    <w:bookmarkEnd w:id="66"/>
-    <w:bookmarkStart w:id="68" w:name="X20bacb3154765081fa42f8a549d6b5564f21c38"/>
+    <w:bookmarkEnd w:id="67"/>
+    <w:bookmarkStart w:id="69" w:name="X20bacb3154765081fa42f8a549d6b5564f21c38"/>
     <w:p>
       <w:pPr>
         <w:pStyle w:val="Heading3"/>
@@ -61199,7 +61245,7 @@
       <w:r>
         <w:t xml:space="preserve"> </w:t>
       </w:r>
-      <w:hyperlink r:id="rId67">
+      <w:hyperlink r:id="rId68">
         <w:r>
           <w:rPr>
             <w:rStyle w:val="Hyperlink"/>
@@ -61254,8 +61300,8 @@
         <w:t xml:space="preserve">about the autonomy regime each tests.</w:t>
       </w:r>
     </w:p>
-    <w:bookmarkEnd w:id="68"/>
-    <w:bookmarkStart w:id="69" w:name="X243e2587d852772a3ad2beedbc563aaab3ec617"/>
+    <w:bookmarkEnd w:id="69"/>
+    <w:bookmarkStart w:id="70" w:name="X243e2587d852772a3ad2beedbc563aaab3ec617"/>
     <w:p>
       <w:pPr>
         <w:pStyle w:val="Heading3"/>
@@ -62076,8 +62122,8 @@
         <w:t xml:space="preserve">.</w:t>
       </w:r>
     </w:p>
-    <w:bookmarkEnd w:id="69"/>
-    <w:bookmarkStart w:id="70" w:name="X6f8c73b8c1af93fe3ba829a489f8ee72e8e0886"/>
+    <w:bookmarkEnd w:id="70"/>
+    <w:bookmarkStart w:id="71" w:name="X6f8c73b8c1af93fe3ba829a489f8ee72e8e0886"/>
     <w:p>
       <w:pPr>
         <w:pStyle w:val="Heading3"/>
@@ -63401,8 +63447,8 @@
         <w:t xml:space="preserve">generalization.</w:t>
       </w:r>
     </w:p>
-    <w:bookmarkEnd w:id="70"/>
-    <w:bookmarkStart w:id="72" w:name="X5c2a6677387cfd2f583018613ee9ede1113d0b0"/>
+    <w:bookmarkEnd w:id="71"/>
+    <w:bookmarkStart w:id="73" w:name="X5c2a6677387cfd2f583018613ee9ede1113d0b0"/>
     <w:p>
       <w:pPr>
         <w:pStyle w:val="Heading3"/>
@@ -63869,7 +63915,7 @@
       <w:r>
         <w:t xml:space="preserve"> </w:t>
       </w:r>
-      <w:hyperlink r:id="rId71">
+      <w:hyperlink r:id="rId72">
         <w:r>
           <w:rPr>
             <w:rStyle w:val="Hyperlink"/>
@@ -64390,8 +64436,8 @@
         <w:t xml:space="preserve">across substrate-pair samples.</w:t>
       </w:r>
     </w:p>
-    <w:bookmarkEnd w:id="72"/>
-    <w:bookmarkStart w:id="76" w:name="X150d8894af8cc4d865f6c62f63721d6dc7eeb95"/>
+    <w:bookmarkEnd w:id="73"/>
+    <w:bookmarkStart w:id="77" w:name="X150d8894af8cc4d865f6c62f63721d6dc7eeb95"/>
     <w:p>
       <w:pPr>
         <w:pStyle w:val="Heading3"/>
@@ -65246,7 +65292,7 @@
       <w:r>
         <w:t xml:space="preserve"> </w:t>
       </w:r>
-      <w:hyperlink r:id="rId73">
+      <w:hyperlink r:id="rId74">
         <w:r>
           <w:rPr>
             <w:rStyle w:val="Hyperlink"/>
@@ -65260,7 +65306,7 @@
       <w:r>
         <w:t xml:space="preserve"> </w:t>
       </w:r>
-      <w:hyperlink r:id="rId74">
+      <w:hyperlink r:id="rId75">
         <w:r>
           <w:rPr>
             <w:rStyle w:val="Hyperlink"/>
@@ -65274,7 +65320,7 @@
       <w:r>
         <w:t xml:space="preserve"> </w:t>
       </w:r>
-      <w:hyperlink r:id="rId75">
+      <w:hyperlink r:id="rId76">
         <w:r>
           <w:rPr>
             <w:rStyle w:val="Hyperlink"/>
@@ -65304,8 +65350,8 @@
         <w:t xml:space="preserve">coupling under Paper 12’s framework can be measured.</w:t>
       </w:r>
     </w:p>
-    <w:bookmarkEnd w:id="76"/>
-    <w:bookmarkStart w:id="77" w:name="the-fifth-paradigm-consolidated"/>
+    <w:bookmarkEnd w:id="77"/>
+    <w:bookmarkStart w:id="78" w:name="the-fifth-paradigm-consolidated"/>
     <w:p>
       <w:pPr>
         <w:pStyle w:val="Heading3"/>
@@ -66034,8 +66080,8 @@
         <w:t xml:space="preserve">that closes the framework’s research-program loop.</w:t>
       </w:r>
     </w:p>
-    <w:bookmarkEnd w:id="77"/>
-    <w:bookmarkStart w:id="86" w:name="X4a40dc391b247fa6578218c659519696aeb4005"/>
+    <w:bookmarkEnd w:id="78"/>
+    <w:bookmarkStart w:id="87" w:name="X4a40dc391b247fa6578218c659519696aeb4005"/>
     <w:p>
       <w:pPr>
         <w:pStyle w:val="Heading3"/>
@@ -66152,7 +66198,7 @@
         <w:t xml:space="preserve">textbook gradual-tear trajectory.</w:t>
       </w:r>
     </w:p>
-    <w:bookmarkStart w:id="78" w:name="quantity-to-framework-mapping"/>
+    <w:bookmarkStart w:id="79" w:name="quantity-to-framework-mapping"/>
     <w:p>
       <w:pPr>
         <w:pStyle w:val="Heading4"/>
@@ -67453,8 +67499,8 @@
         <w:t xml:space="preserve">-content for the human side remains OP2.</w:t>
       </w:r>
     </w:p>
-    <w:bookmarkEnd w:id="78"/>
-    <w:bookmarkStart w:id="79" w:name="reference-session-forensic-analysis-n-1"/>
+    <w:bookmarkEnd w:id="79"/>
+    <w:bookmarkStart w:id="80" w:name="reference-session-forensic-analysis-n-1"/>
     <w:p>
       <w:pPr>
         <w:pStyle w:val="Heading4"/>
@@ -69990,8 +70036,8 @@
         <w:t xml:space="preserve">signatures been absent.</w:t>
       </w:r>
     </w:p>
-    <w:bookmarkEnd w:id="79"/>
-    <w:bookmarkStart w:id="83" w:name="operational-scar-invariant-extraction"/>
+    <w:bookmarkEnd w:id="80"/>
+    <w:bookmarkStart w:id="84" w:name="operational-scar-invariant-extraction"/>
     <w:p>
       <w:pPr>
         <w:pStyle w:val="Heading4"/>
@@ -71077,18 +71123,18 @@
           <wp:inline>
             <wp:extent cx="5334000" cy="3776758"/>
             <wp:effectExtent b="0" l="0" r="0" t="0"/>
-            <wp:docPr descr="Figure 5.1: Tensor Lab v0.2 reference session (tensor_run_01_v2_corrected.csv) showing the textbook gradual-tear trajectory: H/AI state evolution into the 0.87 ceiling, joint coherence rising past the 0.618 threshold, with coupling strength and Born-rule success probability rising in lockstep." title="" id="81" name="Picture"/>
+            <wp:docPr descr="Figure 5.1: Tensor Lab v0.2 reference session (tensor_run_01_v2_corrected.csv) showing the textbook gradual-tear trajectory: H/AI state evolution into the 0.87 ceiling, joint coherence rising past the 0.618 threshold, with coupling strength and Born-rule success probability rising in lockstep." title="" id="82" name="Picture"/>
             <a:graphic>
               <a:graphicData uri="http://schemas.openxmlformats.org/drawingml/2006/picture">
                 <pic:pic>
                   <pic:nvPicPr>
-                    <pic:cNvPr descr="../tensor_lab/tensor_run_01_summary.png" id="82" name="Picture"/>
+                    <pic:cNvPr descr="../tensor_lab/tensor_run_01_summary.png" id="83" name="Picture"/>
                     <pic:cNvPicPr>
                       <a:picLocks noChangeArrowheads="1" noChangeAspect="1"/>
                     </pic:cNvPicPr>
                   </pic:nvPicPr>
                   <pic:blipFill>
-                    <a:blip r:embed="rId80"/>
+                    <a:blip r:embed="rId81"/>
                     <a:stretch>
                       <a:fillRect/>
                     </a:stretch>
@@ -71153,8 +71199,8 @@
         <w:t xml:space="preserve">rising in lockstep.</w:t>
       </w:r>
     </w:p>
-    <w:bookmarkEnd w:id="83"/>
-    <w:bookmarkStart w:id="84" w:name="X8a8758ef53923fcd76beb9eea4273e016ea78ab"/>
+    <w:bookmarkEnd w:id="84"/>
+    <w:bookmarkStart w:id="85" w:name="X8a8758ef53923fcd76beb9eea4273e016ea78ab"/>
     <w:p>
       <w:pPr>
         <w:pStyle w:val="Heading4"/>
@@ -71359,8 +71405,8 @@
         <w:t xml:space="preserve">(Phase 3 Step 3.2 of the checklist).</w:t>
       </w:r>
     </w:p>
-    <w:bookmarkEnd w:id="84"/>
-    <w:bookmarkStart w:id="85" w:name="X6f7544d41267c2740d0bb3aa4da6ca8b9183011"/>
+    <w:bookmarkEnd w:id="85"/>
+    <w:bookmarkStart w:id="86" w:name="X6f7544d41267c2740d0bb3aa4da6ca8b9183011"/>
     <w:p>
       <w:pPr>
         <w:pStyle w:val="Heading4"/>
@@ -71790,9 +71836,9 @@
         <w:t xml:space="preserve">paper’s release tag.</w:t>
       </w:r>
     </w:p>
-    <w:bookmarkEnd w:id="85"/>
     <w:bookmarkEnd w:id="86"/>
-    <w:bookmarkStart w:id="87" w:name="scope-audit"/>
+    <w:bookmarkEnd w:id="87"/>
+    <w:bookmarkStart w:id="88" w:name="scope-audit"/>
     <w:p>
       <w:pPr>
         <w:pStyle w:val="Heading3"/>
@@ -72306,9 +72352,9 @@
         </w:pict>
       </w:r>
     </w:p>
-    <w:bookmarkEnd w:id="87"/>
     <w:bookmarkEnd w:id="88"/>
-    <w:bookmarkStart w:id="92" w:name="references-cited-in-5"/>
+    <w:bookmarkEnd w:id="89"/>
+    <w:bookmarkStart w:id="93" w:name="references-cited-in-5"/>
     <w:p>
       <w:pPr>
         <w:pStyle w:val="Heading2"/>
@@ -72395,7 +72441,7 @@
       <w:r>
         <w:t xml:space="preserve"> </w:t>
       </w:r>
-      <w:hyperlink r:id="rId67">
+      <w:hyperlink r:id="rId68">
         <w:r>
           <w:rPr>
             <w:rStyle w:val="Hyperlink"/>
@@ -72472,7 +72518,7 @@
       <w:r>
         <w:t xml:space="preserve"> </w:t>
       </w:r>
-      <w:hyperlink r:id="rId89">
+      <w:hyperlink r:id="rId90">
         <w:r>
           <w:rPr>
             <w:rStyle w:val="Hyperlink"/>
@@ -72521,7 +72567,7 @@
       <w:r>
         <w:t xml:space="preserve"> </w:t>
       </w:r>
-      <w:hyperlink r:id="rId90">
+      <w:hyperlink r:id="rId91">
         <w:r>
           <w:rPr>
             <w:rStyle w:val="Hyperlink"/>
@@ -72588,7 +72634,7 @@
       <w:r>
         <w:t xml:space="preserve"> </w:t>
       </w:r>
-      <w:hyperlink r:id="rId91">
+      <w:hyperlink r:id="rId92">
         <w:r>
           <w:rPr>
             <w:rStyle w:val="Hyperlink"/>
@@ -72663,7 +72709,7 @@
       <w:r>
         <w:t xml:space="preserve"> </w:t>
       </w:r>
-      <w:hyperlink r:id="rId71">
+      <w:hyperlink r:id="rId72">
         <w:r>
           <w:rPr>
             <w:rStyle w:val="Hyperlink"/>
@@ -72704,7 +72750,7 @@
       <w:r>
         <w:t xml:space="preserve"> </w:t>
       </w:r>
-      <w:hyperlink r:id="rId73">
+      <w:hyperlink r:id="rId74">
         <w:r>
           <w:rPr>
             <w:rStyle w:val="Hyperlink"/>
@@ -72753,7 +72799,7 @@
       <w:r>
         <w:t xml:space="preserve"> </w:t>
       </w:r>
-      <w:hyperlink r:id="rId74">
+      <w:hyperlink r:id="rId75">
         <w:r>
           <w:rPr>
             <w:rStyle w:val="Hyperlink"/>
@@ -72802,7 +72848,7 @@
       <w:r>
         <w:t xml:space="preserve"> </w:t>
       </w:r>
-      <w:hyperlink r:id="rId75">
+      <w:hyperlink r:id="rId76">
         <w:r>
           <w:rPr>
             <w:rStyle w:val="Hyperlink"/>
@@ -72892,8 +72938,8 @@
         <w:t xml:space="preserve">- Paper 4 (PSL(2,7) ⊃ F₂₁ source).</w:t>
       </w:r>
     </w:p>
-    <w:bookmarkEnd w:id="92"/>
-    <w:bookmarkStart w:id="97" w:name="open-problems-and-conclusion"/>
+    <w:bookmarkEnd w:id="93"/>
+    <w:bookmarkStart w:id="98" w:name="open-problems-and-conclusion"/>
     <w:p>
       <w:pPr>
         <w:pStyle w:val="Heading2"/>
@@ -72902,7 +72948,7 @@
         <w:t xml:space="preserve">6. Open Problems and Conclusion</w:t>
       </w:r>
     </w:p>
-    <w:bookmarkStart w:id="93" w:name="Xfbaae25cd2c48b9fcd5c85d064ac4adaef31df6"/>
+    <w:bookmarkStart w:id="94" w:name="Xfbaae25cd2c48b9fcd5c85d064ac4adaef31df6"/>
     <w:p>
       <w:pPr>
         <w:pStyle w:val="Heading3"/>
@@ -74236,8 +74282,8 @@
         <w:t xml:space="preserve">to human-AI co-evolution.</w:t>
       </w:r>
     </w:p>
-    <w:bookmarkEnd w:id="93"/>
-    <w:bookmarkStart w:id="94" w:name="open-problems-consolidated-from-3-4-5"/>
+    <w:bookmarkEnd w:id="94"/>
+    <w:bookmarkStart w:id="95" w:name="open-problems-consolidated-from-3-4-5"/>
     <w:p>
       <w:pPr>
         <w:pStyle w:val="Heading3"/>
@@ -76544,8 +76590,8 @@
         <w:t xml:space="preserve">layer.</w:t>
       </w:r>
     </w:p>
-    <w:bookmarkEnd w:id="94"/>
-    <w:bookmarkStart w:id="95" w:name="what-paper-12-does-not-claim"/>
+    <w:bookmarkEnd w:id="95"/>
+    <w:bookmarkStart w:id="96" w:name="what-paper-12-does-not-claim"/>
     <w:p>
       <w:pPr>
         <w:pStyle w:val="Heading3"/>
@@ -76942,8 +76988,8 @@
         <w:t xml:space="preserve">thesis within the PCI/PME series.</w:t>
       </w:r>
     </w:p>
-    <w:bookmarkEnd w:id="95"/>
-    <w:bookmarkStart w:id="96" w:name="closing-remarks"/>
+    <w:bookmarkEnd w:id="96"/>
+    <w:bookmarkStart w:id="97" w:name="closing-remarks"/>
     <w:p>
       <w:pPr>
         <w:pStyle w:val="Heading3"/>
@@ -77406,9 +77452,9 @@
         </w:pict>
       </w:r>
     </w:p>
-    <w:bookmarkEnd w:id="96"/>
     <w:bookmarkEnd w:id="97"/>
-    <w:bookmarkStart w:id="98" w:name="references-cited-in-6"/>
+    <w:bookmarkEnd w:id="98"/>
+    <w:bookmarkStart w:id="99" w:name="references-cited-in-6"/>
     <w:p>
       <w:pPr>
         <w:pStyle w:val="Heading2"/>
@@ -77466,9 +77512,9 @@
         </w:pict>
       </w:r>
     </w:p>
-    <w:bookmarkEnd w:id="98"/>
     <w:bookmarkEnd w:id="99"/>
-    <w:bookmarkStart w:id="104" w:name="consolidated-bibliography"/>
+    <w:bookmarkEnd w:id="100"/>
+    <w:bookmarkStart w:id="105" w:name="consolidated-bibliography"/>
     <w:p>
       <w:pPr>
         <w:pStyle w:val="Heading1"/>
@@ -77516,7 +77562,7 @@
       <w:r>
         <w:t xml:space="preserve"> </w:t>
       </w:r>
-      <w:hyperlink r:id="rId100">
+      <w:hyperlink r:id="rId101">
         <w:r>
           <w:rPr>
             <w:rStyle w:val="Hyperlink"/>
@@ -77583,7 +77629,7 @@
       <w:r>
         <w:t xml:space="preserve"> </w:t>
       </w:r>
-      <w:hyperlink r:id="rId101">
+      <w:hyperlink r:id="rId102">
         <w:r>
           <w:rPr>
             <w:rStyle w:val="Hyperlink"/>
@@ -77657,7 +77703,7 @@
       <w:r>
         <w:t xml:space="preserve"> </w:t>
       </w:r>
-      <w:hyperlink r:id="rId102">
+      <w:hyperlink r:id="rId103">
         <w:r>
           <w:rPr>
             <w:rStyle w:val="Hyperlink"/>
@@ -77955,7 +78001,7 @@
       <w:r>
         <w:t xml:space="preserve"> </w:t>
       </w:r>
-      <w:hyperlink r:id="rId103">
+      <w:hyperlink r:id="rId104">
         <w:r>
           <w:rPr>
             <w:rStyle w:val="Hyperlink"/>
@@ -78031,7 +78077,7 @@
       <w:r>
         <w:t xml:space="preserve"> </w:t>
       </w:r>
-      <w:hyperlink r:id="rId67">
+      <w:hyperlink r:id="rId68">
         <w:r>
           <w:rPr>
             <w:rStyle w:val="Hyperlink"/>
@@ -78086,7 +78132,7 @@
       <w:r>
         <w:t xml:space="preserve"> </w:t>
       </w:r>
-      <w:hyperlink r:id="rId89">
+      <w:hyperlink r:id="rId90">
         <w:r>
           <w:rPr>
             <w:rStyle w:val="Hyperlink"/>
@@ -78125,7 +78171,7 @@
       <w:r>
         <w:t xml:space="preserve"> </w:t>
       </w:r>
-      <w:hyperlink r:id="rId90">
+      <w:hyperlink r:id="rId91">
         <w:r>
           <w:rPr>
             <w:rStyle w:val="Hyperlink"/>
@@ -78164,7 +78210,7 @@
       <w:r>
         <w:t xml:space="preserve"> </w:t>
       </w:r>
-      <w:hyperlink r:id="rId91">
+      <w:hyperlink r:id="rId92">
         <w:r>
           <w:rPr>
             <w:rStyle w:val="Hyperlink"/>
@@ -78203,7 +78249,7 @@
       <w:r>
         <w:t xml:space="preserve"> </w:t>
       </w:r>
-      <w:hyperlink r:id="rId71">
+      <w:hyperlink r:id="rId72">
         <w:r>
           <w:rPr>
             <w:rStyle w:val="Hyperlink"/>
@@ -78242,7 +78288,7 @@
       <w:r>
         <w:t xml:space="preserve"> </w:t>
       </w:r>
-      <w:hyperlink r:id="rId73">
+      <w:hyperlink r:id="rId74">
         <w:r>
           <w:rPr>
             <w:rStyle w:val="Hyperlink"/>
@@ -78281,7 +78327,7 @@
       <w:r>
         <w:t xml:space="preserve"> </w:t>
       </w:r>
-      <w:hyperlink r:id="rId74">
+      <w:hyperlink r:id="rId75">
         <w:r>
           <w:rPr>
             <w:rStyle w:val="Hyperlink"/>
@@ -78320,7 +78366,7 @@
       <w:r>
         <w:t xml:space="preserve"> </w:t>
       </w:r>
-      <w:hyperlink r:id="rId75">
+      <w:hyperlink r:id="rId76">
         <w:r>
           <w:rPr>
             <w:rStyle w:val="Hyperlink"/>
@@ -78339,8 +78385,8 @@
         </w:pict>
       </w:r>
     </w:p>
-    <w:bookmarkEnd w:id="104"/>
-    <w:bookmarkStart w:id="105" w:name="acknowledgments"/>
+    <w:bookmarkEnd w:id="105"/>
+    <w:bookmarkStart w:id="106" w:name="acknowledgments"/>
     <w:p>
       <w:pPr>
         <w:pStyle w:val="Heading1"/>
@@ -78382,8 +78428,8 @@
         </w:pict>
       </w:r>
     </w:p>
-    <w:bookmarkEnd w:id="105"/>
-    <w:bookmarkStart w:id="106" w:name="reproducibility-appendix"/>
+    <w:bookmarkEnd w:id="106"/>
+    <w:bookmarkStart w:id="107" w:name="reproducibility-appendix"/>
     <w:p>
       <w:pPr>
         <w:pStyle w:val="Heading1"/>
@@ -78408,7 +78454,7 @@
       <w:r>
         <w:t xml:space="preserve"> </w:t>
       </w:r>
-      <w:hyperlink r:id="rId21">
+      <w:hyperlink r:id="rId22">
         <w:r>
           <w:rPr>
             <w:rStyle w:val="Hyperlink"/>
@@ -78833,7 +78879,7 @@
         <w:t xml:space="preserve">End of Paper 12 v1.0 master assembly.</w:t>
       </w:r>
     </w:p>
-    <w:bookmarkEnd w:id="106"/>
+    <w:bookmarkEnd w:id="107"/>
     <w:sectPr/>
   </w:body>
 </w:document>
